--- a/word_masters/modern_layout.docx
+++ b/word_masters/modern_layout.docx
@@ -20,6 +20,9 @@
         <w:gridCol w:w="4680"/>
       </w:tblGrid>
       <w:tr>
+        <w:trPr>
+          <w:cantSplit/>
+        </w:trPr>
         <w:tc>
           <w:tcPr>
             <w:tcW w:type="dxa" w:w="4680"/>
@@ -742,6 +745,10 @@
               <w:tc>
                 <w:tcPr>
                   <w:tcW w:type="pct" w:w="1000"/>
+                  <w:tcBorders>
+                    <w:left w:val="single" w:sz="4" w:space="0" w:color="{{ 'BA0001' if sk.dots &gt; 0 else 'BA0002' }}"/>
+                    <w:right w:val="single" w:sz="4" w:space="0" w:color="{{ 'BA0001' if sk.dots &gt; 0 else 'BA0002' }}"/>
+                  </w:tcBorders>
                   <w:shd w:val="clear" w:color="auto" w:fill="{{ 'BA0001' if sk.dots &gt; 0 else 'BA0002' }}"/>
                 </w:tcPr>
                 <w:p>
@@ -757,6 +764,10 @@
               <w:tc>
                 <w:tcPr>
                   <w:tcW w:type="pct" w:w="1000"/>
+                  <w:tcBorders>
+                    <w:left w:val="single" w:sz="4" w:space="0" w:color="{{ 'BA0001' if sk.dots &gt; 1 else 'BA0002' }}"/>
+                    <w:right w:val="single" w:sz="4" w:space="0" w:color="{{ 'BA0001' if sk.dots &gt; 1 else 'BA0002' }}"/>
+                  </w:tcBorders>
                   <w:shd w:val="clear" w:color="auto" w:fill="{{ 'BA0001' if sk.dots &gt; 1 else 'BA0002' }}"/>
                 </w:tcPr>
                 <w:p>
@@ -772,6 +783,10 @@
               <w:tc>
                 <w:tcPr>
                   <w:tcW w:type="pct" w:w="1000"/>
+                  <w:tcBorders>
+                    <w:left w:val="single" w:sz="4" w:space="0" w:color="{{ 'BA0001' if sk.dots &gt; 2 else 'BA0002' }}"/>
+                    <w:right w:val="single" w:sz="4" w:space="0" w:color="{{ 'BA0001' if sk.dots &gt; 2 else 'BA0002' }}"/>
+                  </w:tcBorders>
                   <w:shd w:val="clear" w:color="auto" w:fill="{{ 'BA0001' if sk.dots &gt; 2 else 'BA0002' }}"/>
                 </w:tcPr>
                 <w:p>
@@ -787,6 +802,10 @@
               <w:tc>
                 <w:tcPr>
                   <w:tcW w:type="pct" w:w="1000"/>
+                  <w:tcBorders>
+                    <w:left w:val="single" w:sz="4" w:space="0" w:color="{{ 'BA0001' if sk.dots &gt; 3 else 'BA0002' }}"/>
+                    <w:right w:val="single" w:sz="4" w:space="0" w:color="{{ 'BA0001' if sk.dots &gt; 3 else 'BA0002' }}"/>
+                  </w:tcBorders>
                   <w:shd w:val="clear" w:color="auto" w:fill="{{ 'BA0001' if sk.dots &gt; 3 else 'BA0002' }}"/>
                 </w:tcPr>
                 <w:p>
@@ -802,6 +821,10 @@
               <w:tc>
                 <w:tcPr>
                   <w:tcW w:type="pct" w:w="1000"/>
+                  <w:tcBorders>
+                    <w:left w:val="single" w:sz="4" w:space="0" w:color="{{ 'BA0001' if sk.dots &gt; 4 else 'BA0002' }}"/>
+                    <w:right w:val="single" w:sz="4" w:space="0" w:color="{{ 'BA0001' if sk.dots &gt; 4 else 'BA0002' }}"/>
+                  </w:tcBorders>
                   <w:shd w:val="clear" w:color="auto" w:fill="{{ 'BA0001' if sk.dots &gt; 4 else 'BA0002' }}"/>
                 </w:tcPr>
                 <w:p>
@@ -1768,6 +1791,10 @@
               <w:tc>
                 <w:tcPr>
                   <w:tcW w:type="pct" w:w="1000"/>
+                  <w:tcBorders>
+                    <w:left w:val="single" w:sz="4" w:space="0" w:color="{{ 'BA0001' if sk.dots &gt; 0 else 'BA0002' }}"/>
+                    <w:right w:val="single" w:sz="4" w:space="0" w:color="{{ 'BA0001' if sk.dots &gt; 0 else 'BA0002' }}"/>
+                  </w:tcBorders>
                   <w:shd w:val="clear" w:color="auto" w:fill="{{ 'BA0001' if sk.dots &gt; 0 else 'BA0002' }}"/>
                 </w:tcPr>
                 <w:p>
@@ -1783,6 +1810,10 @@
               <w:tc>
                 <w:tcPr>
                   <w:tcW w:type="pct" w:w="1000"/>
+                  <w:tcBorders>
+                    <w:left w:val="single" w:sz="4" w:space="0" w:color="{{ 'BA0001' if sk.dots &gt; 1 else 'BA0002' }}"/>
+                    <w:right w:val="single" w:sz="4" w:space="0" w:color="{{ 'BA0001' if sk.dots &gt; 1 else 'BA0002' }}"/>
+                  </w:tcBorders>
                   <w:shd w:val="clear" w:color="auto" w:fill="{{ 'BA0001' if sk.dots &gt; 1 else 'BA0002' }}"/>
                 </w:tcPr>
                 <w:p>
@@ -1798,6 +1829,10 @@
               <w:tc>
                 <w:tcPr>
                   <w:tcW w:type="pct" w:w="1000"/>
+                  <w:tcBorders>
+                    <w:left w:val="single" w:sz="4" w:space="0" w:color="{{ 'BA0001' if sk.dots &gt; 2 else 'BA0002' }}"/>
+                    <w:right w:val="single" w:sz="4" w:space="0" w:color="{{ 'BA0001' if sk.dots &gt; 2 else 'BA0002' }}"/>
+                  </w:tcBorders>
                   <w:shd w:val="clear" w:color="auto" w:fill="{{ 'BA0001' if sk.dots &gt; 2 else 'BA0002' }}"/>
                 </w:tcPr>
                 <w:p>
@@ -1813,6 +1848,10 @@
               <w:tc>
                 <w:tcPr>
                   <w:tcW w:type="pct" w:w="1000"/>
+                  <w:tcBorders>
+                    <w:left w:val="single" w:sz="4" w:space="0" w:color="{{ 'BA0001' if sk.dots &gt; 3 else 'BA0002' }}"/>
+                    <w:right w:val="single" w:sz="4" w:space="0" w:color="{{ 'BA0001' if sk.dots &gt; 3 else 'BA0002' }}"/>
+                  </w:tcBorders>
                   <w:shd w:val="clear" w:color="auto" w:fill="{{ 'BA0001' if sk.dots &gt; 3 else 'BA0002' }}"/>
                 </w:tcPr>
                 <w:p>
@@ -1828,6 +1867,10 @@
               <w:tc>
                 <w:tcPr>
                   <w:tcW w:type="pct" w:w="1000"/>
+                  <w:tcBorders>
+                    <w:left w:val="single" w:sz="4" w:space="0" w:color="{{ 'BA0001' if sk.dots &gt; 4 else 'BA0002' }}"/>
+                    <w:right w:val="single" w:sz="4" w:space="0" w:color="{{ 'BA0001' if sk.dots &gt; 4 else 'BA0002' }}"/>
+                  </w:tcBorders>
                   <w:shd w:val="clear" w:color="auto" w:fill="{{ 'BA0001' if sk.dots &gt; 4 else 'BA0002' }}"/>
                 </w:tcPr>
                 <w:p>
@@ -2829,6 +2872,10 @@
               <w:tc>
                 <w:tcPr>
                   <w:tcW w:type="pct" w:w="1000"/>
+                  <w:tcBorders>
+                    <w:left w:val="single" w:sz="4" w:space="0" w:color="{{ 'BA0001' if sk.dots &gt; 0 else 'BA0002' }}"/>
+                    <w:right w:val="single" w:sz="4" w:space="0" w:color="{{ 'BA0001' if sk.dots &gt; 0 else 'BA0002' }}"/>
+                  </w:tcBorders>
                   <w:shd w:val="clear" w:color="auto" w:fill="{{ 'BA0001' if sk.dots &gt; 0 else 'BA0002' }}"/>
                 </w:tcPr>
                 <w:p>
@@ -2844,6 +2891,10 @@
               <w:tc>
                 <w:tcPr>
                   <w:tcW w:type="pct" w:w="1000"/>
+                  <w:tcBorders>
+                    <w:left w:val="single" w:sz="4" w:space="0" w:color="{{ 'BA0001' if sk.dots &gt; 1 else 'BA0002' }}"/>
+                    <w:right w:val="single" w:sz="4" w:space="0" w:color="{{ 'BA0001' if sk.dots &gt; 1 else 'BA0002' }}"/>
+                  </w:tcBorders>
                   <w:shd w:val="clear" w:color="auto" w:fill="{{ 'BA0001' if sk.dots &gt; 1 else 'BA0002' }}"/>
                 </w:tcPr>
                 <w:p>
@@ -2859,6 +2910,10 @@
               <w:tc>
                 <w:tcPr>
                   <w:tcW w:type="pct" w:w="1000"/>
+                  <w:tcBorders>
+                    <w:left w:val="single" w:sz="4" w:space="0" w:color="{{ 'BA0001' if sk.dots &gt; 2 else 'BA0002' }}"/>
+                    <w:right w:val="single" w:sz="4" w:space="0" w:color="{{ 'BA0001' if sk.dots &gt; 2 else 'BA0002' }}"/>
+                  </w:tcBorders>
                   <w:shd w:val="clear" w:color="auto" w:fill="{{ 'BA0001' if sk.dots &gt; 2 else 'BA0002' }}"/>
                 </w:tcPr>
                 <w:p>
@@ -2874,6 +2929,10 @@
               <w:tc>
                 <w:tcPr>
                   <w:tcW w:type="pct" w:w="1000"/>
+                  <w:tcBorders>
+                    <w:left w:val="single" w:sz="4" w:space="0" w:color="{{ 'BA0001' if sk.dots &gt; 3 else 'BA0002' }}"/>
+                    <w:right w:val="single" w:sz="4" w:space="0" w:color="{{ 'BA0001' if sk.dots &gt; 3 else 'BA0002' }}"/>
+                  </w:tcBorders>
                   <w:shd w:val="clear" w:color="auto" w:fill="{{ 'BA0001' if sk.dots &gt; 3 else 'BA0002' }}"/>
                 </w:tcPr>
                 <w:p>
@@ -2889,6 +2948,10 @@
               <w:tc>
                 <w:tcPr>
                   <w:tcW w:type="pct" w:w="1000"/>
+                  <w:tcBorders>
+                    <w:left w:val="single" w:sz="4" w:space="0" w:color="{{ 'BA0001' if sk.dots &gt; 4 else 'BA0002' }}"/>
+                    <w:right w:val="single" w:sz="4" w:space="0" w:color="{{ 'BA0001' if sk.dots &gt; 4 else 'BA0002' }}"/>
+                  </w:tcBorders>
                   <w:shd w:val="clear" w:color="auto" w:fill="{{ 'BA0001' if sk.dots &gt; 4 else 'BA0002' }}"/>
                 </w:tcPr>
                 <w:p>
@@ -3855,6 +3918,10 @@
               <w:tc>
                 <w:tcPr>
                   <w:tcW w:type="pct" w:w="1000"/>
+                  <w:tcBorders>
+                    <w:left w:val="single" w:sz="4" w:space="0" w:color="{{ 'BA0001' if sk.dots &gt; 0 else 'BA0002' }}"/>
+                    <w:right w:val="single" w:sz="4" w:space="0" w:color="{{ 'BA0001' if sk.dots &gt; 0 else 'BA0002' }}"/>
+                  </w:tcBorders>
                   <w:shd w:val="clear" w:color="auto" w:fill="{{ 'BA0001' if sk.dots &gt; 0 else 'BA0002' }}"/>
                 </w:tcPr>
                 <w:p>
@@ -3870,6 +3937,10 @@
               <w:tc>
                 <w:tcPr>
                   <w:tcW w:type="pct" w:w="1000"/>
+                  <w:tcBorders>
+                    <w:left w:val="single" w:sz="4" w:space="0" w:color="{{ 'BA0001' if sk.dots &gt; 1 else 'BA0002' }}"/>
+                    <w:right w:val="single" w:sz="4" w:space="0" w:color="{{ 'BA0001' if sk.dots &gt; 1 else 'BA0002' }}"/>
+                  </w:tcBorders>
                   <w:shd w:val="clear" w:color="auto" w:fill="{{ 'BA0001' if sk.dots &gt; 1 else 'BA0002' }}"/>
                 </w:tcPr>
                 <w:p>
@@ -3885,6 +3956,10 @@
               <w:tc>
                 <w:tcPr>
                   <w:tcW w:type="pct" w:w="1000"/>
+                  <w:tcBorders>
+                    <w:left w:val="single" w:sz="4" w:space="0" w:color="{{ 'BA0001' if sk.dots &gt; 2 else 'BA0002' }}"/>
+                    <w:right w:val="single" w:sz="4" w:space="0" w:color="{{ 'BA0001' if sk.dots &gt; 2 else 'BA0002' }}"/>
+                  </w:tcBorders>
                   <w:shd w:val="clear" w:color="auto" w:fill="{{ 'BA0001' if sk.dots &gt; 2 else 'BA0002' }}"/>
                 </w:tcPr>
                 <w:p>
@@ -3900,6 +3975,10 @@
               <w:tc>
                 <w:tcPr>
                   <w:tcW w:type="pct" w:w="1000"/>
+                  <w:tcBorders>
+                    <w:left w:val="single" w:sz="4" w:space="0" w:color="{{ 'BA0001' if sk.dots &gt; 3 else 'BA0002' }}"/>
+                    <w:right w:val="single" w:sz="4" w:space="0" w:color="{{ 'BA0001' if sk.dots &gt; 3 else 'BA0002' }}"/>
+                  </w:tcBorders>
                   <w:shd w:val="clear" w:color="auto" w:fill="{{ 'BA0001' if sk.dots &gt; 3 else 'BA0002' }}"/>
                 </w:tcPr>
                 <w:p>
@@ -3915,6 +3994,10 @@
               <w:tc>
                 <w:tcPr>
                   <w:tcW w:type="pct" w:w="1000"/>
+                  <w:tcBorders>
+                    <w:left w:val="single" w:sz="4" w:space="0" w:color="{{ 'BA0001' if sk.dots &gt; 4 else 'BA0002' }}"/>
+                    <w:right w:val="single" w:sz="4" w:space="0" w:color="{{ 'BA0001' if sk.dots &gt; 4 else 'BA0002' }}"/>
+                  </w:tcBorders>
                   <w:shd w:val="clear" w:color="auto" w:fill="{{ 'BA0001' if sk.dots &gt; 4 else 'BA0002' }}"/>
                 </w:tcPr>
                 <w:p>

--- a/word_masters/modern_layout.docx
+++ b/word_masters/modern_layout.docx
@@ -234,7 +234,7 @@
             <w:r>
               <w:rPr>
                 <w:rStyle w:val="CVTopSideText"/>
-                <w:sz w:val="19"/>
+                <w:sz w:val="18"/>
               </w:rPr>
               <w:t>{{ c }}</w:t>
             </w:r>
@@ -1280,7 +1280,7 @@
             <w:r>
               <w:rPr>
                 <w:rStyle w:val="CVTopMainText"/>
-                <w:sz w:val="19"/>
+                <w:sz w:val="18"/>
               </w:rPr>
               <w:t>{{ c }}</w:t>
             </w:r>
@@ -2361,7 +2361,7 @@
             <w:r>
               <w:rPr>
                 <w:rStyle w:val="CVSideText"/>
-                <w:sz w:val="19"/>
+                <w:sz w:val="18"/>
               </w:rPr>
               <w:t>{{ c }}</w:t>
             </w:r>
@@ -3416,7 +3416,7 @@
             </w:pPr>
             <w:r>
               <w:rPr>
-                <w:sz w:val="19"/>
+                <w:sz w:val="18"/>
               </w:rPr>
               <w:t>{{ c }}</w:t>
             </w:r>

--- a/word_masters/modern_layout.docx
+++ b/word_masters/modern_layout.docx
@@ -184,7 +184,6 @@
           <w:p>
             <w:pPr>
               <w:pStyle w:val="CVHeadTopSide"/>
-              <w:keepNext/>
               <w:spacing w:before="160" w:after="60"/>
             </w:pPr>
             <w:r>
@@ -489,7 +488,6 @@
           </w:p>
           <w:p>
             <w:pPr>
-              <w:keepNext/>
               <w:spacing w:before="100" w:after="0"/>
             </w:pPr>
             <w:r>
@@ -513,7 +511,6 @@
           </w:p>
           <w:p>
             <w:pPr>
-              <w:keepNext/>
               <w:spacing w:before="0" w:after="40"/>
             </w:pPr>
             <w:r>
@@ -1230,7 +1227,6 @@
           <w:p>
             <w:pPr>
               <w:pStyle w:val="CVHeadTopMain"/>
-              <w:keepNext/>
               <w:spacing w:before="160" w:after="60"/>
             </w:pPr>
             <w:r>
@@ -1535,7 +1531,6 @@
           </w:p>
           <w:p>
             <w:pPr>
-              <w:keepNext/>
               <w:spacing w:before="100" w:after="0"/>
             </w:pPr>
             <w:r>
@@ -1559,7 +1554,6 @@
           </w:p>
           <w:p>
             <w:pPr>
-              <w:keepNext/>
               <w:spacing w:before="0" w:after="40"/>
             </w:pPr>
             <w:r>
@@ -2311,7 +2305,6 @@
           <w:p>
             <w:pPr>
               <w:pStyle w:val="CVHeadSide"/>
-              <w:keepNext/>
               <w:spacing w:before="160" w:after="60"/>
             </w:pPr>
             <w:r>
@@ -2616,7 +2609,6 @@
           </w:p>
           <w:p>
             <w:pPr>
-              <w:keepNext/>
               <w:spacing w:before="100" w:after="0"/>
             </w:pPr>
             <w:r>
@@ -2640,7 +2632,6 @@
           </w:p>
           <w:p>
             <w:pPr>
-              <w:keepNext/>
               <w:spacing w:before="0" w:after="40"/>
             </w:pPr>
             <w:r>
@@ -3367,7 +3358,6 @@
           <w:p>
             <w:pPr>
               <w:pStyle w:val="CVHeadMain"/>
-              <w:keepNext/>
               <w:spacing w:before="160" w:after="60"/>
             </w:pPr>
             <w:r>
@@ -3666,7 +3656,6 @@
           </w:p>
           <w:p>
             <w:pPr>
-              <w:keepNext/>
               <w:spacing w:before="100" w:after="0"/>
             </w:pPr>
             <w:r>
@@ -3690,7 +3679,6 @@
           </w:p>
           <w:p>
             <w:pPr>
-              <w:keepNext/>
               <w:spacing w:before="0" w:after="40"/>
             </w:pPr>
             <w:r>
@@ -16545,30 +16533,18 @@
   <w:style w:type="paragraph" w:customStyle="1" w:styleId="CVHeadTopSide">
     <w:name w:val="CV Head TopSide"/>
     <w:basedOn w:val="Normal"/>
-    <w:pPr>
-      <w:keepNext/>
-    </w:pPr>
   </w:style>
   <w:style w:type="paragraph" w:customStyle="1" w:styleId="CVHeadTopMain">
     <w:name w:val="CV Head TopMain"/>
     <w:basedOn w:val="Normal"/>
-    <w:pPr>
-      <w:keepNext/>
-    </w:pPr>
   </w:style>
   <w:style w:type="paragraph" w:customStyle="1" w:styleId="CVHeadSide">
     <w:name w:val="CV Head Side"/>
     <w:basedOn w:val="Normal"/>
-    <w:pPr>
-      <w:keepNext/>
-    </w:pPr>
   </w:style>
   <w:style w:type="paragraph" w:customStyle="1" w:styleId="CVHeadMain">
     <w:name w:val="CV Head Main"/>
     <w:basedOn w:val="Normal"/>
-    <w:pPr>
-      <w:keepNext/>
-    </w:pPr>
   </w:style>
 </w:styles>
 </file>
